--- a/games/peril-to-profit-story-atlas/exports/raw/slide/map-loc-athervast.docx
+++ b/games/peril-to-profit-story-atlas/exports/raw/slide/map-loc-athervast.docx
@@ -79,15 +79,15 @@
         <w:pStyle w:val="Normal"/>
       </w:pPr>
       <w:r>
-        <w:t xml:space="preserve">Sectionid: ACT-FOUR</w:t>
-      </w:r>
-    </w:p>
-    <w:p>
-      <w:pPr>
-        <w:pStyle w:val="Normal"/>
-      </w:pPr>
-      <w:r>
-        <w:t xml:space="preserve">Sectiontitle: Act Four: The Hanging Office</w:t>
+        <w:t xml:space="preserve">Sectionid: MAPS</w:t>
+      </w:r>
+    </w:p>
+    <w:p>
+      <w:pPr>
+        <w:pStyle w:val="Normal"/>
+      </w:pPr>
+      <w:r>
+        <w:t xml:space="preserve">Sectiontitle: Location Maps</w:t>
       </w:r>
     </w:p>
     <w:p>
@@ -415,7 +415,7 @@
         <w:pStyle w:val="Normal"/>
       </w:pPr>
       <w:r>
-        <w:t xml:space="preserve">Build 2026-06-23T21:40:58 | Content hash d1254ef105dc5267 | Source hash dac3370046ed077140fab2d6</w:t>
+        <w:t xml:space="preserve">Build 2026-07-05T12:33:16 | Content hash b9664ed94dd4298d | Source hash 6753a06c32e5dca07a19eb73</w:t>
       </w:r>
     </w:p>
     <w:sectPr/>
